--- a/ЛР6/text.docx
+++ b/ЛР6/text.docx
@@ -53,59 +53,150 @@
           <w:sz w:val="32"/>
           <w:szCs w:val="32"/>
         </w:rPr>
-        <w:t xml:space="preserve">1. Запустить AVD LR6_Pixel_6 и убедиться, что adb devices показывает emulator-5554.</w:t>
-      </w:r>
-    </w:p>
-    <w:p>
-      <w:pPr>
-        <w:spacing w:before="120" w:after="120" w:line="240" w:lineRule="auto"/>
-      </w:pPr>
-      <w:r>
-        <w:rPr>
-          <w:rFonts w:ascii="Times New Roman" w:hAnsi="Times New Roman" w:cs="Times New Roman"/>
-          <w:sz w:val="32"/>
-          <w:szCs w:val="32"/>
-        </w:rPr>
-        <w:t xml:space="preserve">2. Из каталога ЛР6/mobile_tests запустить сервер: appium --address 127.0.0.1 --port 4723. Перед этим должны быть заданы ANDROID_HOME и ANDROID_SDK_ROOT.</w:t>
-      </w:r>
-    </w:p>
-    <w:p>
-      <w:pPr>
-        <w:spacing w:before="120" w:after="120" w:line="240" w:lineRule="auto"/>
-      </w:pPr>
-      <w:r>
-        <w:rPr>
-          <w:rFonts w:ascii="Times New Roman" w:hAnsi="Times New Roman" w:cs="Times New Roman"/>
-          <w:sz w:val="32"/>
-          <w:szCs w:val="32"/>
-        </w:rPr>
-        <w:t xml:space="preserve">3. Запустить тесты: py -m pytest --alluredir=reports/allure. Показать два зелёных сценария.</w:t>
-      </w:r>
-    </w:p>
-    <w:p>
-      <w:pPr>
-        <w:spacing w:before="120" w:after="120" w:line="240" w:lineRule="auto"/>
-      </w:pPr>
-      <w:r>
-        <w:rPr>
-          <w:rFonts w:ascii="Times New Roman" w:hAnsi="Times New Roman" w:cs="Times New Roman"/>
-          <w:sz w:val="32"/>
-          <w:szCs w:val="32"/>
-        </w:rPr>
-        <w:t xml:space="preserve">4. Показать файлы pages/search_page.py, utils/driver_factory.py и tests/.</w:t>
-      </w:r>
-    </w:p>
-    <w:p>
-      <w:pPr>
-        <w:spacing w:before="120" w:after="120" w:line="240" w:lineRule="auto"/>
-      </w:pPr>
-      <w:r>
-        <w:rPr>
-          <w:rFonts w:ascii="Times New Roman" w:hAnsi="Times New Roman" w:cs="Times New Roman"/>
-          <w:sz w:val="32"/>
-          <w:szCs w:val="32"/>
-        </w:rPr>
-        <w:t xml:space="preserve">5. Открыть mobile_tests/reports/allure-html/index.html и показать результат Allure.</w:t>
+        <w:t xml:space="preserve">1. Запустить AVD. В терминале выполнить emulator -list-avds, затем emulator -avd &lt;имя_из_списка&gt; (например, LR6_Pixel_6). Дождаться полной загрузки Android и убедиться, что adb devices показывает emulator-5554 со статусом device. Команды требуют, чтобы каталог Android SDK/emulator был добавлен в PATH.</w:t>
+      </w:r>
+    </w:p>
+    <w:p>
+      <w:pPr>
+        <w:spacing w:before="120" w:after="120" w:line="240" w:lineRule="auto"/>
+      </w:pPr>
+      <w:r>
+        <w:rPr>
+          <w:rFonts w:ascii="Courier New" w:hAnsi="Courier New" w:cs="Courier New"/>
+          <w:sz w:val="24"/>
+          <w:szCs w:val="24"/>
+        </w:rPr>
+        <w:t xml:space="preserve">emulator -list-avds</w:t>
+      </w:r>
+    </w:p>
+    <w:p>
+      <w:pPr>
+        <w:spacing w:before="120" w:after="120" w:line="240" w:lineRule="auto"/>
+      </w:pPr>
+      <w:r>
+        <w:rPr>
+          <w:rFonts w:ascii="Courier New" w:hAnsi="Courier New" w:cs="Courier New"/>
+          <w:sz w:val="24"/>
+          <w:szCs w:val="24"/>
+        </w:rPr>
+        <w:t xml:space="preserve">emulator -avd LR6_Pixel_6</w:t>
+      </w:r>
+    </w:p>
+    <w:p>
+      <w:pPr>
+        <w:spacing w:before="120" w:after="120" w:line="240" w:lineRule="auto"/>
+      </w:pPr>
+      <w:r>
+        <w:rPr>
+          <w:rFonts w:ascii="Courier New" w:hAnsi="Courier New" w:cs="Courier New"/>
+          <w:sz w:val="24"/>
+          <w:szCs w:val="24"/>
+        </w:rPr>
+        <w:t xml:space="preserve">adb devices</w:t>
+      </w:r>
+    </w:p>
+    <w:p>
+      <w:pPr>
+        <w:spacing w:before="120" w:after="120" w:line="240" w:lineRule="auto"/>
+      </w:pPr>
+      <w:r>
+        <w:rPr>
+          <w:rFonts w:ascii="Times New Roman" w:hAnsi="Times New Roman" w:cs="Times New Roman"/>
+          <w:sz w:val="32"/>
+          <w:szCs w:val="32"/>
+        </w:rPr>
+        <w:t xml:space="preserve">2. До запуска тестов убедиться, что в AVD установлена Wikipedia с пакетом org.wikipedia. Затем открыть первый терминал в ЛР6/mobile_tests и запустить Appium-командой ниже. Не закрывать это окно: сервер должен работать, пока выполняется pytest. Переменные ANDROID_HOME и ANDROID_SDK_ROOT должны указывать на Android SDK.</w:t>
+      </w:r>
+    </w:p>
+    <w:p>
+      <w:pPr>
+        <w:spacing w:before="120" w:after="120" w:line="240" w:lineRule="auto"/>
+      </w:pPr>
+      <w:r>
+        <w:rPr>
+          <w:rFonts w:ascii="Courier New" w:hAnsi="Courier New" w:cs="Courier New"/>
+          <w:sz w:val="24"/>
+          <w:szCs w:val="24"/>
+        </w:rPr>
+        <w:t xml:space="preserve">cd ЛР6/mobile_tests</w:t>
+      </w:r>
+    </w:p>
+    <w:p>
+      <w:pPr>
+        <w:spacing w:before="120" w:after="120" w:line="240" w:lineRule="auto"/>
+      </w:pPr>
+      <w:r>
+        <w:rPr>
+          <w:rFonts w:ascii="Courier New" w:hAnsi="Courier New" w:cs="Courier New"/>
+          <w:sz w:val="24"/>
+          <w:szCs w:val="24"/>
+        </w:rPr>
+        <w:t xml:space="preserve">appium --address 127.0.0.1 --port 4723</w:t>
+      </w:r>
+    </w:p>
+    <w:p>
+      <w:pPr>
+        <w:spacing w:before="120" w:after="120" w:line="240" w:lineRule="auto"/>
+      </w:pPr>
+      <w:r>
+        <w:rPr>
+          <w:rFonts w:ascii="Times New Roman" w:hAnsi="Times New Roman" w:cs="Times New Roman"/>
+          <w:sz w:val="32"/>
+          <w:szCs w:val="32"/>
+        </w:rPr>
+        <w:t xml:space="preserve">3. Открыть второй терминал в том же каталоге и выполнить первую команду ниже. Appium откроет Wikipedia в уже запущенном эмуляторе; ожидаемый результат — 2 passed. После завершения выполнить следующие две команды, чтобы создать и открыть актуальный Allure-отчёт. Если Allure уже сформирован ранее, его index.html является только сохранённым результатом старого прогона.</w:t>
+      </w:r>
+    </w:p>
+    <w:p>
+      <w:pPr>
+        <w:spacing w:before="120" w:after="120" w:line="240" w:lineRule="auto"/>
+      </w:pPr>
+      <w:r>
+        <w:rPr>
+          <w:rFonts w:ascii="Courier New" w:hAnsi="Courier New" w:cs="Courier New"/>
+          <w:sz w:val="24"/>
+          <w:szCs w:val="24"/>
+        </w:rPr>
+        <w:t xml:space="preserve">py -m pytest --alluredir=reports/allure</w:t>
+      </w:r>
+    </w:p>
+    <w:p>
+      <w:pPr>
+        <w:spacing w:before="120" w:after="120" w:line="240" w:lineRule="auto"/>
+      </w:pPr>
+      <w:r>
+        <w:rPr>
+          <w:rFonts w:ascii="Courier New" w:hAnsi="Courier New" w:cs="Courier New"/>
+          <w:sz w:val="24"/>
+          <w:szCs w:val="24"/>
+        </w:rPr>
+        <w:t xml:space="preserve">allure generate reports/allure --clean -o reports/allure-html</w:t>
+      </w:r>
+    </w:p>
+    <w:p>
+      <w:pPr>
+        <w:spacing w:before="120" w:after="120" w:line="240" w:lineRule="auto"/>
+      </w:pPr>
+      <w:r>
+        <w:rPr>
+          <w:rFonts w:ascii="Courier New" w:hAnsi="Courier New" w:cs="Courier New"/>
+          <w:sz w:val="24"/>
+          <w:szCs w:val="24"/>
+        </w:rPr>
+        <w:t xml:space="preserve">allure open reports/allure-html</w:t>
+      </w:r>
+    </w:p>
+    <w:p>
+      <w:pPr>
+        <w:spacing w:before="120" w:after="120" w:line="240" w:lineRule="auto"/>
+      </w:pPr>
+      <w:r>
+        <w:rPr>
+          <w:rFonts w:ascii="Times New Roman" w:hAnsi="Times New Roman" w:cs="Times New Roman"/>
+          <w:sz w:val="32"/>
+          <w:szCs w:val="32"/>
+        </w:rPr>
+        <w:t xml:space="preserve">4. Показать pages/search_page.py, utils/driver_factory.py и tests/: тест передаёт WebDriver-команды Appium, а тот через UiAutomator2 управляет AVD. В конце остановить сервер Appium сочетанием Ctrl+C; эмулятор можно закрыть отдельно.</w:t>
       </w:r>
     </w:p>
     <w:p>
